--- a/assets/evaluations/anglais/Anglais_S1_support_eleve.docx
+++ b/assets/evaluations/anglais/Anglais_S1_support_eleve.docx
@@ -22,7 +22,7 @@
         <w:rPr>
           <w:sz w:val="20"/>
         </w:rPr>
-        <w:t>3 petites situations orales · compréhension, interaction et culture</w:t>
+        <w:t>3 petites situations · comprendre, interagir et reconnaître des repères culturels</w:t>
       </w:r>
     </w:p>
     <w:tbl>
@@ -129,7 +129,7 @@
         <w:ind w:left="283"/>
       </w:pPr>
       <w:r>
-        <w:t>C. Écoute une question simple sur le jour ou le petit-déjeuner et montre l’image correspondante.</w:t>
+        <w:t>C. Écoute une question familière travaillée en classe et réagis correctement.</w:t>
       </w:r>
     </w:p>
     <w:p/>
@@ -219,7 +219,7 @@
         <w:ind w:left="283"/>
       </w:pPr>
       <w:r>
-        <w:t>• Reconnais un élément de Thanksgiving ou Christmas et dis un mot ou une phrase simple.</w:t>
+        <w:t>• Reconnais un élément de Thanksgiving ou Christmas et dis ce que tu sais simplement.</w:t>
       </w:r>
     </w:p>
     <w:p/>
